--- a/public/assets/files/niestacjonarne/LANG3.docx
+++ b/public/assets/files/niestacjonarne/LANG3.docx
@@ -523,6 +523,7 @@
                 <w:i w:val="0"/>
                 <w:sz w:val="22"/>
               </w:rPr>
+              <w:t>I</w:t>
             </w:r>
           </w:p>
         </w:tc>
@@ -560,6 +561,7 @@
                 <w:i w:val="0"/>
                 <w:sz w:val="22"/>
               </w:rPr>
+              <w:t>lektorat</w:t>
             </w:r>
           </w:p>
         </w:tc>

--- a/public/assets/files/niestacjonarne/LANG3.docx
+++ b/public/assets/files/niestacjonarne/LANG3.docx
@@ -681,12 +681,22 @@
         <w:tblW w:w="5000" w:type="pct"/>
       </w:tblPr>
       <w:tblGrid>
-        <w:gridCol w:w="9972"/>
+        <w:gridCol w:w="997"/>
+        <w:gridCol w:w="997"/>
+        <w:gridCol w:w="997"/>
+        <w:gridCol w:w="997"/>
+        <w:gridCol w:w="997"/>
+        <w:gridCol w:w="997"/>
+        <w:gridCol w:w="997"/>
+        <w:gridCol w:w="997"/>
+        <w:gridCol w:w="997"/>
+        <w:gridCol w:w="997"/>
       </w:tblGrid>
       <w:tr>
         <w:tc>
           <w:tcPr>
-            <w:tcW w:type="dxa" w:w="9972"/>
+            <w:tcW w:type="dxa" w:w="9970"/>
+            <w:gridSpan w:val="10"/>
             <w:shd w:val="clear" w:color="auto" w:fill="D9D9D9"/>
           </w:tcPr>
           <w:p>
@@ -705,31 +715,34 @@
           </w:p>
         </w:tc>
       </w:tr>
-    </w:tbl>
-    <w:tbl>
-      <w:tblPr>
-        <w:tblW w:type="auto" w:w="0"/>
-        <w:tblLook w:firstColumn="1" w:firstRow="1" w:lastColumn="0" w:lastRow="0" w:noHBand="0" w:noVBand="1" w:val="04A0"/>
-        <w:tblBorders>
-          <w:top w:val="single" w:sz="4" w:space="0" w:color="000000"/>
-          <w:left w:val="single" w:sz="4" w:space="0" w:color="000000"/>
-          <w:bottom w:val="single" w:sz="4" w:space="0" w:color="000000"/>
-          <w:right w:val="single" w:sz="4" w:space="0" w:color="000000"/>
-          <w:insideH w:val="single" w:sz="4" w:space="0" w:color="000000"/>
-          <w:insideV w:val="single" w:sz="4" w:space="0" w:color="000000"/>
-        </w:tblBorders>
-        <w:tblW w:w="5000" w:type="pct"/>
-      </w:tblPr>
-      <w:tblGrid>
-        <w:gridCol w:w="2493"/>
-        <w:gridCol w:w="2493"/>
-        <w:gridCol w:w="2493"/>
-        <w:gridCol w:w="2493"/>
-      </w:tblGrid>
       <w:tr>
         <w:tc>
           <w:tcPr>
-            <w:tcW w:type="dxa" w:w="2493"/>
+            <w:tcW w:type="dxa" w:w="9970"/>
+            <w:gridSpan w:val="10"/>
+            <w:shd w:val="clear" w:color="auto" w:fill="D9D9D9"/>
+          </w:tcPr>
+          <w:p>
+            <w:pPr>
+              <w:spacing w:before="20" w:after="20"/>
+            </w:pPr>
+            <w:r>
+              <w:rPr>
+                <w:rFonts w:ascii="Aptos" w:hAnsi="Aptos"/>
+                <w:b w:val="0"/>
+                <w:i w:val="0"/>
+                <w:sz w:val="16"/>
+              </w:rPr>
+              <w:t>Wymiar godzinowy (liczba godzin w semestrze)</w:t>
+            </w:r>
+          </w:p>
+        </w:tc>
+      </w:tr>
+      <w:tr>
+        <w:tc>
+          <w:tcPr>
+            <w:tcW w:type="dxa" w:w="1994"/>
+            <w:gridSpan w:val="2"/>
             <w:shd w:val="clear" w:color="auto" w:fill="D9D9D9"/>
           </w:tcPr>
           <w:p>
@@ -749,7 +762,8 @@
         </w:tc>
         <w:tc>
           <w:tcPr>
-            <w:tcW w:type="dxa" w:w="2493"/>
+            <w:tcW w:type="dxa" w:w="2991"/>
+            <w:gridSpan w:val="3"/>
             <w:shd w:val="clear" w:color="auto" w:fill="D9D9D9"/>
           </w:tcPr>
           <w:p>
@@ -769,7 +783,8 @@
         </w:tc>
         <w:tc>
           <w:tcPr>
-            <w:tcW w:type="dxa" w:w="2493"/>
+            <w:tcW w:type="dxa" w:w="2991"/>
+            <w:gridSpan w:val="3"/>
             <w:shd w:val="clear" w:color="auto" w:fill="D9D9D9"/>
           </w:tcPr>
           <w:p>
@@ -789,7 +804,8 @@
         </w:tc>
         <w:tc>
           <w:tcPr>
-            <w:tcW w:type="dxa" w:w="2493"/>
+            <w:tcW w:type="dxa" w:w="1994"/>
+            <w:gridSpan w:val="2"/>
             <w:shd w:val="clear" w:color="auto" w:fill="D9D9D9"/>
           </w:tcPr>
           <w:p>
@@ -811,7 +827,8 @@
       <w:tr>
         <w:tc>
           <w:tcPr>
-            <w:tcW w:type="dxa" w:w="2493"/>
+            <w:tcW w:type="dxa" w:w="1994"/>
+            <w:gridSpan w:val="2"/>
           </w:tcPr>
           <w:p>
             <w:pPr>
@@ -830,7 +847,8 @@
         </w:tc>
         <w:tc>
           <w:tcPr>
-            <w:tcW w:type="dxa" w:w="2493"/>
+            <w:tcW w:type="dxa" w:w="2991"/>
+            <w:gridSpan w:val="3"/>
           </w:tcPr>
           <w:p>
             <w:pPr>
@@ -849,7 +867,8 @@
         </w:tc>
         <w:tc>
           <w:tcPr>
-            <w:tcW w:type="dxa" w:w="2493"/>
+            <w:tcW w:type="dxa" w:w="2991"/>
+            <w:gridSpan w:val="3"/>
           </w:tcPr>
           <w:p>
             <w:pPr>
@@ -868,7 +887,8 @@
         </w:tc>
         <w:tc>
           <w:tcPr>
-            <w:tcW w:type="dxa" w:w="2493"/>
+            <w:tcW w:type="dxa" w:w="1994"/>
+            <w:gridSpan w:val="2"/>
           </w:tcPr>
           <w:p>
             <w:pPr>
@@ -886,30 +906,34 @@
           </w:p>
         </w:tc>
       </w:tr>
-    </w:tbl>
-    <w:tbl>
-      <w:tblPr>
-        <w:tblW w:type="auto" w:w="0"/>
-        <w:tblLook w:firstColumn="1" w:firstRow="1" w:lastColumn="0" w:lastRow="0" w:noHBand="0" w:noVBand="1" w:val="04A0"/>
-        <w:tblBorders>
-          <w:top w:val="single" w:sz="4" w:space="0" w:color="000000"/>
-          <w:left w:val="single" w:sz="4" w:space="0" w:color="000000"/>
-          <w:bottom w:val="single" w:sz="4" w:space="0" w:color="000000"/>
-          <w:right w:val="single" w:sz="4" w:space="0" w:color="000000"/>
-          <w:insideH w:val="single" w:sz="4" w:space="0" w:color="000000"/>
-          <w:insideV w:val="single" w:sz="4" w:space="0" w:color="000000"/>
-        </w:tblBorders>
-        <w:tblW w:w="5000" w:type="pct"/>
-      </w:tblPr>
-      <w:tblGrid>
-        <w:gridCol w:w="3324"/>
-        <w:gridCol w:w="3324"/>
-        <w:gridCol w:w="3324"/>
-      </w:tblGrid>
       <w:tr>
         <w:tc>
           <w:tcPr>
-            <w:tcW w:type="dxa" w:w="3324"/>
+            <w:tcW w:type="dxa" w:w="9970"/>
+            <w:gridSpan w:val="10"/>
+            <w:shd w:val="clear" w:color="auto" w:fill="D9D9D9"/>
+          </w:tcPr>
+          <w:p>
+            <w:pPr>
+              <w:spacing w:before="20" w:after="20"/>
+            </w:pPr>
+            <w:r>
+              <w:rPr>
+                <w:rFonts w:ascii="Aptos" w:hAnsi="Aptos"/>
+                <w:b/>
+                <w:i w:val="0"/>
+                <w:sz w:val="22"/>
+              </w:rPr>
+              <w:t>Bilans ECTS</w:t>
+            </w:r>
+          </w:p>
+        </w:tc>
+      </w:tr>
+      <w:tr>
+        <w:tc>
+          <w:tcPr>
+            <w:tcW w:type="dxa" w:w="4985"/>
+            <w:gridSpan w:val="5"/>
             <w:shd w:val="clear" w:color="auto" w:fill="D9D9D9"/>
           </w:tcPr>
           <w:p>
@@ -929,7 +953,8 @@
         </w:tc>
         <w:tc>
           <w:tcPr>
-            <w:tcW w:type="dxa" w:w="3324"/>
+            <w:tcW w:type="dxa" w:w="2991"/>
+            <w:gridSpan w:val="3"/>
             <w:shd w:val="clear" w:color="auto" w:fill="D9D9D9"/>
           </w:tcPr>
           <w:p>
@@ -949,7 +974,8 @@
         </w:tc>
         <w:tc>
           <w:tcPr>
-            <w:tcW w:type="dxa" w:w="3324"/>
+            <w:tcW w:type="dxa" w:w="1994"/>
+            <w:gridSpan w:val="2"/>
             <w:shd w:val="clear" w:color="auto" w:fill="D9D9D9"/>
           </w:tcPr>
           <w:p>
@@ -971,7 +997,8 @@
       <w:tr>
         <w:tc>
           <w:tcPr>
-            <w:tcW w:type="dxa" w:w="3324"/>
+            <w:tcW w:type="dxa" w:w="4985"/>
+            <w:gridSpan w:val="5"/>
           </w:tcPr>
           <w:p>
             <w:pPr>
@@ -990,7 +1017,8 @@
         </w:tc>
         <w:tc>
           <w:tcPr>
-            <w:tcW w:type="dxa" w:w="3324"/>
+            <w:tcW w:type="dxa" w:w="2991"/>
+            <w:gridSpan w:val="3"/>
           </w:tcPr>
           <w:p>
             <w:pPr>
@@ -1009,7 +1037,8 @@
         </w:tc>
         <w:tc>
           <w:tcPr>
-            <w:tcW w:type="dxa" w:w="3324"/>
+            <w:tcW w:type="dxa" w:w="1994"/>
+            <w:gridSpan w:val="2"/>
           </w:tcPr>
           <w:p>
             <w:pPr>
@@ -1030,7 +1059,8 @@
       <w:tr>
         <w:tc>
           <w:tcPr>
-            <w:tcW w:type="dxa" w:w="3324"/>
+            <w:tcW w:type="dxa" w:w="4985"/>
+            <w:gridSpan w:val="5"/>
           </w:tcPr>
           <w:p>
             <w:pPr>
@@ -1049,7 +1079,8 @@
         </w:tc>
         <w:tc>
           <w:tcPr>
-            <w:tcW w:type="dxa" w:w="3324"/>
+            <w:tcW w:type="dxa" w:w="2991"/>
+            <w:gridSpan w:val="3"/>
           </w:tcPr>
           <w:p>
             <w:pPr>
@@ -1068,7 +1099,8 @@
         </w:tc>
         <w:tc>
           <w:tcPr>
-            <w:tcW w:type="dxa" w:w="3324"/>
+            <w:tcW w:type="dxa" w:w="1994"/>
+            <w:gridSpan w:val="2"/>
           </w:tcPr>
           <w:p>
             <w:pPr>
@@ -1089,7 +1121,29 @@
       <w:tr>
         <w:tc>
           <w:tcPr>
-            <w:tcW w:type="dxa" w:w="3324"/>
+            <w:tcW w:type="dxa" w:w="4985"/>
+            <w:gridSpan w:val="5"/>
+            <w:shd w:val="clear" w:color="auto" w:fill="D9D9D9"/>
+          </w:tcPr>
+          <w:p>
+            <w:pPr>
+              <w:spacing w:before="20" w:after="20"/>
+            </w:pPr>
+            <w:r>
+              <w:rPr>
+                <w:rFonts w:ascii="Aptos" w:hAnsi="Aptos"/>
+                <w:b/>
+                <w:i w:val="0"/>
+                <w:sz w:val="16"/>
+              </w:rPr>
+              <w:t>Opis samodzielnej pracy studenta</w:t>
+            </w:r>
+          </w:p>
+        </w:tc>
+        <w:tc>
+          <w:tcPr>
+            <w:tcW w:type="dxa" w:w="4985"/>
+            <w:gridSpan w:val="5"/>
           </w:tcPr>
           <w:p>
             <w:pPr>
@@ -1102,45 +1156,6 @@
                 <w:i w:val="0"/>
                 <w:sz w:val="22"/>
               </w:rPr>
-              <w:t>Suma</w:t>
-            </w:r>
-          </w:p>
-        </w:tc>
-        <w:tc>
-          <w:tcPr>
-            <w:tcW w:type="dxa" w:w="3324"/>
-          </w:tcPr>
-          <w:p>
-            <w:pPr>
-              <w:spacing w:before="20" w:after="20"/>
-            </w:pPr>
-            <w:r>
-              <w:rPr>
-                <w:rFonts w:ascii="Aptos" w:hAnsi="Aptos"/>
-                <w:b w:val="0"/>
-                <w:i w:val="0"/>
-                <w:sz w:val="22"/>
-              </w:rPr>
-              <w:t>75</w:t>
-            </w:r>
-          </w:p>
-        </w:tc>
-        <w:tc>
-          <w:tcPr>
-            <w:tcW w:type="dxa" w:w="3324"/>
-          </w:tcPr>
-          <w:p>
-            <w:pPr>
-              <w:spacing w:before="20" w:after="20"/>
-            </w:pPr>
-            <w:r>
-              <w:rPr>
-                <w:rFonts w:ascii="Aptos" w:hAnsi="Aptos"/>
-                <w:b w:val="0"/>
-                <w:i w:val="0"/>
-                <w:sz w:val="22"/>
-              </w:rPr>
-              <w:t>3</w:t>
             </w:r>
           </w:p>
         </w:tc>
@@ -1261,7 +1276,7 @@
                 <w:b/>
                 <w:sz w:val="22"/>
               </w:rPr>
-              <w:t>Cwiczenia:</w:t>
+              <w:t>Ćwiczenia:</w:t>
             </w:r>
           </w:p>
           <w:p>
@@ -1454,7 +1469,7 @@
                 <w:rFonts w:ascii="Aptos" w:hAnsi="Aptos"/>
                 <w:sz w:val="22"/>
               </w:rPr>
-              <w:t>☐ Zaliczenie z oceną</w:t>
+              <w:t>☑ Zaliczenie z oceną</w:t>
             </w:r>
           </w:p>
           <w:p>
@@ -1910,14 +1925,14 @@
         <w:tblW w:w="5000" w:type="pct"/>
       </w:tblPr>
       <w:tblGrid>
-        <w:gridCol w:w="3324"/>
-        <w:gridCol w:w="3324"/>
-        <w:gridCol w:w="3324"/>
+        <w:gridCol w:w="680"/>
+        <w:gridCol w:w="4536"/>
+        <w:gridCol w:w="4252"/>
       </w:tblGrid>
       <w:tr>
         <w:tc>
           <w:tcPr>
-            <w:tcW w:type="dxa" w:w="9972"/>
+            <w:tcW w:type="dxa" w:w="9468"/>
             <w:gridSpan w:val="3"/>
             <w:shd w:val="clear" w:color="auto" w:fill="D9D9D9"/>
           </w:tcPr>
@@ -1940,7 +1955,7 @@
       <w:tr>
         <w:tc>
           <w:tcPr>
-            <w:tcW w:type="dxa" w:w="3324"/>
+            <w:tcW w:type="dxa" w:w="680"/>
             <w:shd w:val="clear" w:color="auto" w:fill="D9D9D9"/>
           </w:tcPr>
           <w:p>
@@ -1960,7 +1975,7 @@
         </w:tc>
         <w:tc>
           <w:tcPr>
-            <w:tcW w:type="dxa" w:w="3324"/>
+            <w:tcW w:type="dxa" w:w="4536"/>
             <w:shd w:val="clear" w:color="auto" w:fill="D9D9D9"/>
           </w:tcPr>
           <w:p>
@@ -1980,7 +1995,7 @@
         </w:tc>
         <w:tc>
           <w:tcPr>
-            <w:tcW w:type="dxa" w:w="3324"/>
+            <w:tcW w:type="dxa" w:w="4252"/>
             <w:shd w:val="clear" w:color="auto" w:fill="D9D9D9"/>
           </w:tcPr>
           <w:p>
@@ -2002,7 +2017,7 @@
       <w:tr>
         <w:tc>
           <w:tcPr>
-            <w:tcW w:type="dxa" w:w="3324"/>
+            <w:tcW w:type="dxa" w:w="680"/>
           </w:tcPr>
           <w:p>
             <w:pPr>
@@ -2021,7 +2036,7 @@
         </w:tc>
         <w:tc>
           <w:tcPr>
-            <w:tcW w:type="dxa" w:w="3324"/>
+            <w:tcW w:type="dxa" w:w="4536"/>
           </w:tcPr>
           <w:p>
             <w:pPr>
@@ -2040,7 +2055,7 @@
         </w:tc>
         <w:tc>
           <w:tcPr>
-            <w:tcW w:type="dxa" w:w="3324"/>
+            <w:tcW w:type="dxa" w:w="4252"/>
           </w:tcPr>
           <w:p>
             <w:pPr>
@@ -2060,7 +2075,7 @@
       <w:tr>
         <w:tc>
           <w:tcPr>
-            <w:tcW w:type="dxa" w:w="3324"/>
+            <w:tcW w:type="dxa" w:w="680"/>
           </w:tcPr>
           <w:p>
             <w:pPr>
@@ -2079,7 +2094,7 @@
         </w:tc>
         <w:tc>
           <w:tcPr>
-            <w:tcW w:type="dxa" w:w="3324"/>
+            <w:tcW w:type="dxa" w:w="4536"/>
           </w:tcPr>
           <w:p>
             <w:pPr>
@@ -2098,7 +2113,7 @@
         </w:tc>
         <w:tc>
           <w:tcPr>
-            <w:tcW w:type="dxa" w:w="3324"/>
+            <w:tcW w:type="dxa" w:w="4252"/>
           </w:tcPr>
           <w:p>
             <w:pPr>
@@ -2118,7 +2133,7 @@
       <w:tr>
         <w:tc>
           <w:tcPr>
-            <w:tcW w:type="dxa" w:w="3324"/>
+            <w:tcW w:type="dxa" w:w="680"/>
           </w:tcPr>
           <w:p>
             <w:pPr>
@@ -2137,7 +2152,7 @@
         </w:tc>
         <w:tc>
           <w:tcPr>
-            <w:tcW w:type="dxa" w:w="3324"/>
+            <w:tcW w:type="dxa" w:w="4536"/>
           </w:tcPr>
           <w:p>
             <w:pPr>
@@ -2156,7 +2171,7 @@
         </w:tc>
         <w:tc>
           <w:tcPr>
-            <w:tcW w:type="dxa" w:w="3324"/>
+            <w:tcW w:type="dxa" w:w="4252"/>
           </w:tcPr>
           <w:p>
             <w:pPr>
@@ -2176,7 +2191,7 @@
       <w:tr>
         <w:tc>
           <w:tcPr>
-            <w:tcW w:type="dxa" w:w="3324"/>
+            <w:tcW w:type="dxa" w:w="680"/>
           </w:tcPr>
           <w:p>
             <w:pPr>
@@ -2195,7 +2210,7 @@
         </w:tc>
         <w:tc>
           <w:tcPr>
-            <w:tcW w:type="dxa" w:w="3324"/>
+            <w:tcW w:type="dxa" w:w="4536"/>
           </w:tcPr>
           <w:p>
             <w:pPr>
@@ -2214,7 +2229,7 @@
         </w:tc>
         <w:tc>
           <w:tcPr>
-            <w:tcW w:type="dxa" w:w="3324"/>
+            <w:tcW w:type="dxa" w:w="4252"/>
           </w:tcPr>
           <w:p>
             <w:pPr>
@@ -2234,7 +2249,7 @@
       <w:tr>
         <w:tc>
           <w:tcPr>
-            <w:tcW w:type="dxa" w:w="3324"/>
+            <w:tcW w:type="dxa" w:w="680"/>
           </w:tcPr>
           <w:p>
             <w:pPr>
@@ -2253,7 +2268,7 @@
         </w:tc>
         <w:tc>
           <w:tcPr>
-            <w:tcW w:type="dxa" w:w="3324"/>
+            <w:tcW w:type="dxa" w:w="4536"/>
           </w:tcPr>
           <w:p>
             <w:pPr>
@@ -2272,7 +2287,7 @@
         </w:tc>
         <w:tc>
           <w:tcPr>
-            <w:tcW w:type="dxa" w:w="3324"/>
+            <w:tcW w:type="dxa" w:w="4252"/>
           </w:tcPr>
           <w:p>
             <w:pPr>
@@ -2292,7 +2307,7 @@
       <w:tr>
         <w:tc>
           <w:tcPr>
-            <w:tcW w:type="dxa" w:w="3324"/>
+            <w:tcW w:type="dxa" w:w="680"/>
           </w:tcPr>
           <w:p>
             <w:pPr>
@@ -2311,7 +2326,7 @@
         </w:tc>
         <w:tc>
           <w:tcPr>
-            <w:tcW w:type="dxa" w:w="3324"/>
+            <w:tcW w:type="dxa" w:w="4536"/>
           </w:tcPr>
           <w:p>
             <w:pPr>
@@ -2330,7 +2345,7 @@
         </w:tc>
         <w:tc>
           <w:tcPr>
-            <w:tcW w:type="dxa" w:w="3324"/>
+            <w:tcW w:type="dxa" w:w="4252"/>
           </w:tcPr>
           <w:p>
             <w:pPr>
@@ -2350,7 +2365,7 @@
       <w:tr>
         <w:tc>
           <w:tcPr>
-            <w:tcW w:type="dxa" w:w="3324"/>
+            <w:tcW w:type="dxa" w:w="680"/>
           </w:tcPr>
           <w:p>
             <w:pPr>
@@ -2369,7 +2384,7 @@
         </w:tc>
         <w:tc>
           <w:tcPr>
-            <w:tcW w:type="dxa" w:w="3324"/>
+            <w:tcW w:type="dxa" w:w="4536"/>
           </w:tcPr>
           <w:p>
             <w:pPr>
@@ -2388,7 +2403,7 @@
         </w:tc>
         <w:tc>
           <w:tcPr>
-            <w:tcW w:type="dxa" w:w="3324"/>
+            <w:tcW w:type="dxa" w:w="4252"/>
           </w:tcPr>
           <w:p>
             <w:pPr>
@@ -2408,7 +2423,7 @@
       <w:tr>
         <w:tc>
           <w:tcPr>
-            <w:tcW w:type="dxa" w:w="3324"/>
+            <w:tcW w:type="dxa" w:w="680"/>
           </w:tcPr>
           <w:p>
             <w:pPr>
@@ -2427,7 +2442,7 @@
         </w:tc>
         <w:tc>
           <w:tcPr>
-            <w:tcW w:type="dxa" w:w="3324"/>
+            <w:tcW w:type="dxa" w:w="4536"/>
           </w:tcPr>
           <w:p>
             <w:pPr>
@@ -2446,7 +2461,7 @@
         </w:tc>
         <w:tc>
           <w:tcPr>
-            <w:tcW w:type="dxa" w:w="3324"/>
+            <w:tcW w:type="dxa" w:w="4252"/>
           </w:tcPr>
           <w:p>
             <w:pPr>
@@ -2814,6 +2829,7 @@
                 <w:i w:val="0"/>
                 <w:sz w:val="22"/>
               </w:rPr>
+              <w:t>Obecność na zajęciach – zgodnie z regulaminem 15% nieobecności nieustawiedliwionych, 15% nieobecności usprawiedliwionych; Prace pisemne – min. jedna praca na semestr.; Kolokwia/testy/kartkówki na podstawie opracowanego materiału – 1-2 na semestr (decyzja lektora); Wypowiedź ustna (o rodzaju decyduje lektor).; Przygotowywanie prac domowych oraz aktywne uczestnictwo w zajęciach.; Kryteria zaliczenia: uzyskanie przynajmniej 51% możliwych punktów za prace pisemne/testy/formę zaliczenia ustaloną przez lektora na podstawie poziomu grupy oraz pozytywna (min. 3.0) ocena łączna za pozostałe formy.</w:t>
             </w:r>
           </w:p>
         </w:tc>
@@ -2870,6 +2886,7 @@
                 <w:i w:val="0"/>
                 <w:sz w:val="22"/>
               </w:rPr>
+              <w:t>Obecność na zajęciach – zgodnie z regulaminem 15% nieobecności nieustawiedliwionych, 15% nieobecności usprawiedliwionych; Prace pisemne – min. jedna praca na semestr.; Kolokwia/testy/kartkówki na podstawie opracowanego materiału – 1-2 na semestr (decyzja lektora); Wypowiedź ustna (o rodzaju decyduje lektor).; Przygotowywanie prac domowych oraz aktywne uczestnictwo w zajęciach.; Kryteria zaliczenia: uzyskanie przynajmniej 51% możliwych punktów za prace pisemne/testy/formę zaliczenia ustaloną przez lektora na podstawie poziomu grupy oraz pozytywna (min. 3.0) ocena łączna za pozostałe formy.</w:t>
             </w:r>
           </w:p>
         </w:tc>
@@ -2926,6 +2943,7 @@
                 <w:i w:val="0"/>
                 <w:sz w:val="22"/>
               </w:rPr>
+              <w:t>Obecność na zajęciach – zgodnie z regulaminem 15% nieobecności nieustawiedliwionych, 15% nieobecności usprawiedliwionych; Prace pisemne – min. jedna praca na semestr.; Kolokwia/testy/kartkówki na podstawie opracowanego materiału – 1-2 na semestr (decyzja lektora); Wypowiedź ustna (o rodzaju decyduje lektor).; Przygotowywanie prac domowych oraz aktywne uczestnictwo w zajęciach.; Kryteria zaliczenia: uzyskanie przynajmniej 51% możliwych punktów za prace pisemne/testy/formę zaliczenia ustaloną przez lektora na podstawie poziomu grupy oraz pozytywna (min. 3.0) ocena łączna za pozostałe formy.</w:t>
             </w:r>
           </w:p>
         </w:tc>
@@ -3088,6 +3106,7 @@
                 <w:i w:val="0"/>
                 <w:sz w:val="22"/>
               </w:rPr>
+              <w:t>Obecność na zajęciach – zgodnie z regulaminem 15% nieobecności nieustawiedliwionych, 15% nieobecności usprawiedliwionych; Prace pisemne – min. jedna praca na semestr.; Kolokwia/testy/kartkówki na podstawie opracowanego materiału – 1-2 na semestr (decyzja lektora); Wypowiedź ustna (o rodzaju decyduje lektor).; Przygotowywanie prac domowych oraz aktywne uczestnictwo w zajęciach.; Kryteria zaliczenia: uzyskanie przynajmniej 51% możliwych punktów za prace pisemne/testy/formę zaliczenia ustaloną przez lektora na podstawie poziomu grupy oraz pozytywna (min. 3.0) ocena łączna za pozostałe formy.</w:t>
             </w:r>
           </w:p>
         </w:tc>
@@ -3145,6 +3164,7 @@
                 <w:i w:val="0"/>
                 <w:sz w:val="22"/>
               </w:rPr>
+              <w:t>Obecność na zajęciach – zgodnie z regulaminem 15% nieobecności nieustawiedliwionych, 15% nieobecności usprawiedliwionych; Prace pisemne – min. jedna praca na semestr.; Kolokwia/testy/kartkówki na podstawie opracowanego materiału – 1-2 na semestr (decyzja lektora); Wypowiedź ustna (o rodzaju decyduje lektor).; Przygotowywanie prac domowych oraz aktywne uczestnictwo w zajęciach.; Kryteria zaliczenia: uzyskanie przynajmniej 51% możliwych punktów za prace pisemne/testy/formę zaliczenia ustaloną przez lektora na podstawie poziomu grupy oraz pozytywna (min. 3.0) ocena łączna za pozostałe formy.</w:t>
             </w:r>
           </w:p>
         </w:tc>
@@ -3307,6 +3327,7 @@
                 <w:i w:val="0"/>
                 <w:sz w:val="22"/>
               </w:rPr>
+              <w:t>Obecność na zajęciach – zgodnie z regulaminem 15% nieobecności nieustawiedliwionych, 15% nieobecności usprawiedliwionych; Prace pisemne – min. jedna praca na semestr.; Kolokwia/testy/kartkówki na podstawie opracowanego materiału – 1-2 na semestr (decyzja lektora); Wypowiedź ustna (o rodzaju decyduje lektor).; Przygotowywanie prac domowych oraz aktywne uczestnictwo w zajęciach.; Kryteria zaliczenia: uzyskanie przynajmniej 51% możliwych punktów za prace pisemne/testy/formę zaliczenia ustaloną przez lektora na podstawie poziomu grupy oraz pozytywna (min. 3.0) ocena łączna za pozostałe formy.</w:t>
             </w:r>
           </w:p>
         </w:tc>
@@ -3364,6 +3385,7 @@
                 <w:i w:val="0"/>
                 <w:sz w:val="22"/>
               </w:rPr>
+              <w:t>Obecność na zajęciach – zgodnie z regulaminem 15% nieobecności nieustawiedliwionych, 15% nieobecności usprawiedliwionych; Prace pisemne – min. jedna praca na semestr.; Kolokwia/testy/kartkówki na podstawie opracowanego materiału – 1-2 na semestr (decyzja lektora); Wypowiedź ustna (o rodzaju decyduje lektor).; Przygotowywanie prac domowych oraz aktywne uczestnictwo w zajęciach.; Kryteria zaliczenia: uzyskanie przynajmniej 51% możliwych punktów za prace pisemne/testy/formę zaliczenia ustaloną przez lektora na podstawie poziomu grupy oraz pozytywna (min. 3.0) ocena łączna za pozostałe formy.</w:t>
             </w:r>
           </w:p>
         </w:tc>
@@ -3469,62 +3491,6 @@
                 <w:sz w:val="16"/>
               </w:rPr>
               <w:t>Wyposażenie specjalistyczne konieczne do realizacji przedmiotu</w:t>
-            </w:r>
-          </w:p>
-        </w:tc>
-      </w:tr>
-      <w:tr>
-        <w:tc>
-          <w:tcPr>
-            <w:tcW w:type="dxa" w:w="3324"/>
-          </w:tcPr>
-          <w:p>
-            <w:pPr>
-              <w:spacing w:before="20" w:after="20"/>
-            </w:pPr>
-            <w:r>
-              <w:rPr>
-                <w:rFonts w:ascii="Aptos" w:hAnsi="Aptos"/>
-                <w:b w:val="0"/>
-                <w:i w:val="0"/>
-                <w:sz w:val="22"/>
-              </w:rPr>
-            </w:r>
-          </w:p>
-        </w:tc>
-        <w:tc>
-          <w:tcPr>
-            <w:tcW w:type="dxa" w:w="3324"/>
-          </w:tcPr>
-          <w:p>
-            <w:pPr>
-              <w:spacing w:before="20" w:after="20"/>
-            </w:pPr>
-            <w:r>
-              <w:rPr>
-                <w:rFonts w:ascii="Aptos" w:hAnsi="Aptos"/>
-                <w:b w:val="0"/>
-                <w:i w:val="0"/>
-                <w:sz w:val="22"/>
-              </w:rPr>
-            </w:r>
-          </w:p>
-        </w:tc>
-        <w:tc>
-          <w:tcPr>
-            <w:tcW w:type="dxa" w:w="3324"/>
-          </w:tcPr>
-          <w:p>
-            <w:pPr>
-              <w:spacing w:before="20" w:after="20"/>
-            </w:pPr>
-            <w:r>
-              <w:rPr>
-                <w:rFonts w:ascii="Aptos" w:hAnsi="Aptos"/>
-                <w:b w:val="0"/>
-                <w:i w:val="0"/>
-                <w:sz w:val="22"/>
-              </w:rPr>
             </w:r>
           </w:p>
         </w:tc>

--- a/public/assets/files/niestacjonarne/LANG3.docx
+++ b/public/assets/files/niestacjonarne/LANG3.docx
@@ -1156,6 +1156,7 @@
                 <w:i w:val="0"/>
                 <w:sz w:val="22"/>
               </w:rPr>
+              <w:t>Nauka słownictwa i gramatyki języka angielskiego; przygotowywanie prac pisemnych; ćwiczenia konwersacyjne; przygotowanie do kolokwiów i testów.</w:t>
             </w:r>
           </w:p>
         </w:tc>
@@ -1276,7 +1277,7 @@
                 <w:b/>
                 <w:sz w:val="22"/>
               </w:rPr>
-              <w:t>Ćwiczenia:</w:t>
+              <w:t>Ćwiczenia / Laboratorium:</w:t>
             </w:r>
           </w:p>
           <w:p>
@@ -1289,7 +1290,59 @@
                 <w:b w:val="0"/>
                 <w:sz w:val="22"/>
               </w:rPr>
-              <w:t>• analiza tekstów z dyskusją, metoda projektów (projekt praktyczny), praca w grupach, dyskusja, rozwiązywanie zadań, burza mózgów, mind map praca grupowa nad projektem z wykorzystaniem nowoczesnych technik informatycznych, warsztaty</w:t>
+              <w:t>• analiza tekstów z dyskusją</w:t>
+            </w:r>
+          </w:p>
+          <w:p>
+            <w:pPr>
+              <w:spacing w:before="20" w:after="20"/>
+            </w:pPr>
+            <w:r>
+              <w:rPr>
+                <w:rFonts w:ascii="Aptos" w:hAnsi="Aptos"/>
+                <w:b w:val="0"/>
+                <w:sz w:val="22"/>
+              </w:rPr>
+              <w:t>• rozwiązywanie zadań</w:t>
+            </w:r>
+          </w:p>
+          <w:p>
+            <w:pPr>
+              <w:spacing w:before="20" w:after="20"/>
+            </w:pPr>
+            <w:r>
+              <w:rPr>
+                <w:rFonts w:ascii="Aptos" w:hAnsi="Aptos"/>
+                <w:b w:val="0"/>
+                <w:sz w:val="22"/>
+              </w:rPr>
+              <w:t>• burza mózgów</w:t>
+            </w:r>
+          </w:p>
+          <w:p>
+            <w:pPr>
+              <w:spacing w:before="20" w:after="20"/>
+            </w:pPr>
+            <w:r>
+              <w:rPr>
+                <w:rFonts w:ascii="Aptos" w:hAnsi="Aptos"/>
+                <w:b w:val="0"/>
+                <w:sz w:val="22"/>
+              </w:rPr>
+              <w:t>• praca grupowa nad projektem z wykorzystaniem nowoczesnych technik informatycznych</w:t>
+            </w:r>
+          </w:p>
+          <w:p>
+            <w:pPr>
+              <w:spacing w:before="20" w:after="20"/>
+            </w:pPr>
+            <w:r>
+              <w:rPr>
+                <w:rFonts w:ascii="Aptos" w:hAnsi="Aptos"/>
+                <w:b w:val="0"/>
+                <w:sz w:val="22"/>
+              </w:rPr>
+              <w:t>• warsztaty</w:t>
             </w:r>
           </w:p>
         </w:tc>
@@ -1540,69 +1593,10 @@
             <w:r>
               <w:rPr>
                 <w:rFonts w:ascii="Aptos" w:hAnsi="Aptos"/>
+                <w:b w:val="0"/>
+                <w:i w:val="0"/>
                 <w:sz w:val="22"/>
               </w:rPr>
-              <w:t>1. Obecność na zajęciach – zgodnie z regulaminem 15% nieobecności nieustawiedliwionych, 15% nieobecności usprawiedliwionych</w:t>
-            </w:r>
-          </w:p>
-          <w:p>
-            <w:pPr>
-              <w:spacing w:before="20" w:after="20"/>
-            </w:pPr>
-            <w:r>
-              <w:rPr>
-                <w:rFonts w:ascii="Aptos" w:hAnsi="Aptos"/>
-                <w:sz w:val="22"/>
-              </w:rPr>
-              <w:t>2. Prace pisemne – min. jedna praca na semestr.</w:t>
-            </w:r>
-          </w:p>
-          <w:p>
-            <w:pPr>
-              <w:spacing w:before="20" w:after="20"/>
-            </w:pPr>
-            <w:r>
-              <w:rPr>
-                <w:rFonts w:ascii="Aptos" w:hAnsi="Aptos"/>
-                <w:sz w:val="22"/>
-              </w:rPr>
-              <w:t>3. Kolokwia/testy/kartkówki na podstawie opracowanego materiału – 1-2 na semestr (decyzja lektora)</w:t>
-            </w:r>
-          </w:p>
-          <w:p>
-            <w:pPr>
-              <w:spacing w:before="20" w:after="20"/>
-            </w:pPr>
-            <w:r>
-              <w:rPr>
-                <w:rFonts w:ascii="Aptos" w:hAnsi="Aptos"/>
-                <w:sz w:val="22"/>
-              </w:rPr>
-              <w:t>4. Wypowiedź ustna (o rodzaju decyduje lektor).</w:t>
-            </w:r>
-          </w:p>
-          <w:p>
-            <w:pPr>
-              <w:spacing w:before="20" w:after="20"/>
-            </w:pPr>
-            <w:r>
-              <w:rPr>
-                <w:rFonts w:ascii="Aptos" w:hAnsi="Aptos"/>
-                <w:sz w:val="22"/>
-              </w:rPr>
-              <w:t>5. Przygotowywanie prac domowych oraz aktywne uczestnictwo w zajęciach.</w:t>
-            </w:r>
-          </w:p>
-          <w:p>
-            <w:pPr>
-              <w:spacing w:before="20" w:after="20"/>
-            </w:pPr>
-            <w:r>
-              <w:rPr>
-                <w:rFonts w:ascii="Aptos" w:hAnsi="Aptos"/>
-                <w:sz w:val="22"/>
-              </w:rPr>
-              <w:t>6. Kryteria zaliczenia: uzyskanie przynajmniej 51% możliwych punktów za prace pisemne/testy/formę zaliczenia ustaloną przez lektora na podstawie poziomu grupy oraz pozytywna (min. 3.0) ocena łączna za pozostałe formy.</w:t>
             </w:r>
           </w:p>
         </w:tc>
@@ -1619,7 +1613,7 @@
                 <w:rFonts w:ascii="Aptos" w:hAnsi="Aptos"/>
                 <w:sz w:val="22"/>
               </w:rPr>
-              <w:t>1. Obecność na zajęciach – zgodnie z regulaminem 15% nieobecności nieustawiedliwionych, 15% nieobecności usprawiedliwionych</w:t>
+              <w:t>1. kolokwium</w:t>
             </w:r>
           </w:p>
           <w:p>
@@ -1631,7 +1625,7 @@
                 <w:rFonts w:ascii="Aptos" w:hAnsi="Aptos"/>
                 <w:sz w:val="22"/>
               </w:rPr>
-              <w:t>2. Prace pisemne – min. jedna praca na semestr.</w:t>
+              <w:t>2. egzamin ustny</w:t>
             </w:r>
           </w:p>
           <w:p>
@@ -1643,43 +1637,7 @@
                 <w:rFonts w:ascii="Aptos" w:hAnsi="Aptos"/>
                 <w:sz w:val="22"/>
               </w:rPr>
-              <w:t>3. Kolokwia/testy/kartkówki na podstawie opracowanego materiału – 1-2 na semestr (decyzja lektora)</w:t>
-            </w:r>
-          </w:p>
-          <w:p>
-            <w:pPr>
-              <w:spacing w:before="20" w:after="20"/>
-            </w:pPr>
-            <w:r>
-              <w:rPr>
-                <w:rFonts w:ascii="Aptos" w:hAnsi="Aptos"/>
-                <w:sz w:val="22"/>
-              </w:rPr>
-              <w:t>4. Wypowiedź ustna (o rodzaju decyduje lektor).</w:t>
-            </w:r>
-          </w:p>
-          <w:p>
-            <w:pPr>
-              <w:spacing w:before="20" w:after="20"/>
-            </w:pPr>
-            <w:r>
-              <w:rPr>
-                <w:rFonts w:ascii="Aptos" w:hAnsi="Aptos"/>
-                <w:sz w:val="22"/>
-              </w:rPr>
-              <w:t>5. Przygotowywanie prac domowych oraz aktywne uczestnictwo w zajęciach.</w:t>
-            </w:r>
-          </w:p>
-          <w:p>
-            <w:pPr>
-              <w:spacing w:before="20" w:after="20"/>
-            </w:pPr>
-            <w:r>
-              <w:rPr>
-                <w:rFonts w:ascii="Aptos" w:hAnsi="Aptos"/>
-                <w:sz w:val="22"/>
-              </w:rPr>
-              <w:t>6. Kryteria zaliczenia: uzyskanie przynajmniej 51% możliwych punktów za prace pisemne/testy/formę zaliczenia ustaloną przez lektora na podstawie poziomu grupy oraz pozytywna (min. 3.0) ocena łączna za pozostałe formy.</w:t>
+              <w:t>3. ocena sporządzonego dokumentu</w:t>
             </w:r>
           </w:p>
         </w:tc>
@@ -2049,7 +2007,7 @@
                 <w:i w:val="0"/>
                 <w:sz w:val="22"/>
               </w:rPr>
-              <w:t>Zagadnienia biznesowe (w zależności od poziomu zaawansowania grupy np. komunikacja w biznesie, marki, zatrudnienie, etyka zawodowa, team building, style zarządzania, rynki międzynarodowe etc.)</w:t>
+              <w:t>Powtórzenie i utrwalenie materiału z poprzednich semestrów.</w:t>
             </w:r>
           </w:p>
         </w:tc>
@@ -2107,7 +2065,7 @@
                 <w:i w:val="0"/>
                 <w:sz w:val="22"/>
               </w:rPr>
-              <w:t>Teksty specjalistyczne o tematyce związanej z informatyką, technologią.  Pogłębianie umiejętności czytania ze zrozumieniem tekstów bazujących na oryginalnych materiałach źródłowych.</w:t>
+              <w:t>Pisanie pracy inżynierskiej po angielsku – struktura rozdziałów, styl akademicki, cytowanie.</w:t>
             </w:r>
           </w:p>
         </w:tc>
@@ -2165,7 +2123,7 @@
                 <w:i w:val="0"/>
                 <w:sz w:val="22"/>
               </w:rPr>
-              <w:t>Zagadnienia z zakresu informatyki (w zależności od poziomu zaawansowania grupy np. zastosowanie komputerów w życiu codziennym, systemy operacyjne, mikroprocesory, bazy danych, Internet, wirusy komputerowe, gry komputerowe, sieci komputerowe, nowe technologie, języki programowania, oprogramowanie komputerowe etc.)</w:t>
+              <w:t>Słownictwo branżowe z zakresu specjalizacji studenta – analiza tekstów naukowych.</w:t>
             </w:r>
           </w:p>
         </w:tc>
@@ -2223,7 +2181,7 @@
                 <w:i w:val="0"/>
                 <w:sz w:val="22"/>
               </w:rPr>
-              <w:t>Pogłębianie znajomości podstawowych oraz specjalistycznych wyrażeń i zwrotów z zakresu języka technicznego, akademickiego i świata pracy. Ćwiczenie złożonych struktur leksykalnych, omówienie właściwości fizycznych materii, kształtów, wprowadzenie terminologii matematycznej, interpretacja rysunków, diagramów, opis procesu. Wprowadzenie słownictwa specjalistycznego z dziedziny informatyki.</w:t>
+              <w:t>Prezentacja wyników badań – konferencja naukowa: abstrakt, poster, prezentacja.</w:t>
             </w:r>
           </w:p>
         </w:tc>
@@ -2281,7 +2239,7 @@
                 <w:i w:val="0"/>
                 <w:sz w:val="22"/>
               </w:rPr>
-              <w:t>Realizowanie gramatyki w zakresie wymaganym dla danego poziomu znajomości języka. Nauczanie struktur niezbędnych do komunikacji werbalnej i pisemnej w środowisku akademickim i świata pracy.</w:t>
+              <w:t>Zaawansowana komunikacja biznesowa: negocjacje, zarządzanie konfliktem, feedback.</w:t>
             </w:r>
           </w:p>
         </w:tc>
@@ -2339,7 +2297,7 @@
                 <w:i w:val="0"/>
                 <w:sz w:val="22"/>
               </w:rPr>
-              <w:t>Pisanie różnorodnych tekstów, niezbędnych w pracy i na uczelni, np.: raportu, życiorysu zawodowego, wiadomości email, streszczenia, notatki, abstraktu, instrukcji, objaśnienia procesu.</w:t>
+              <w:t>Analiza case studies z obszaru IT w języku angielskim – dyskusja i wnioski.</w:t>
             </w:r>
           </w:p>
         </w:tc>
@@ -2397,7 +2355,7 @@
                 <w:i w:val="0"/>
                 <w:sz w:val="22"/>
               </w:rPr>
-              <w:t>Słuchanie w oparciu o materiały przedstawiające sytuacje związane ze</w:t>
+              <w:t>Pisanie listu motywacyjnego i CV na rynek zagraniczny.</w:t>
             </w:r>
           </w:p>
         </w:tc>
@@ -2455,7 +2413,413 @@
                 <w:i w:val="0"/>
                 <w:sz w:val="22"/>
               </w:rPr>
-              <w:t>środowiskiem pracy, akademickim i życiem codziennym, np.: rozmowy telefoniczne, wywiady, sytuacje związane z obsługą klienta, wykłady oraz prezentacje.</w:t>
+              <w:t>Rozmowa kwalifikacyjna w języku angielskim – zaawansowane symulacje.</w:t>
+            </w:r>
+          </w:p>
+        </w:tc>
+        <w:tc>
+          <w:tcPr>
+            <w:tcW w:type="dxa" w:w="4252"/>
+          </w:tcPr>
+          <w:p>
+            <w:pPr>
+              <w:spacing w:before="20" w:after="20"/>
+            </w:pPr>
+            <w:r>
+              <w:rPr>
+                <w:rFonts w:ascii="Aptos" w:hAnsi="Aptos"/>
+                <w:b w:val="0"/>
+                <w:i w:val="0"/>
+                <w:sz w:val="22"/>
+              </w:rPr>
+            </w:r>
+          </w:p>
+        </w:tc>
+      </w:tr>
+      <w:tr>
+        <w:tc>
+          <w:tcPr>
+            <w:tcW w:type="dxa" w:w="680"/>
+          </w:tcPr>
+          <w:p>
+            <w:pPr>
+              <w:spacing w:before="20" w:after="20"/>
+            </w:pPr>
+            <w:r>
+              <w:rPr>
+                <w:rFonts w:ascii="Aptos" w:hAnsi="Aptos"/>
+                <w:b w:val="0"/>
+                <w:i w:val="0"/>
+                <w:sz w:val="22"/>
+              </w:rPr>
+              <w:t>9.</w:t>
+            </w:r>
+          </w:p>
+        </w:tc>
+        <w:tc>
+          <w:tcPr>
+            <w:tcW w:type="dxa" w:w="4536"/>
+          </w:tcPr>
+          <w:p>
+            <w:pPr>
+              <w:spacing w:before="20" w:after="20"/>
+            </w:pPr>
+            <w:r>
+              <w:rPr>
+                <w:rFonts w:ascii="Aptos" w:hAnsi="Aptos"/>
+                <w:b w:val="0"/>
+                <w:i w:val="0"/>
+                <w:sz w:val="22"/>
+              </w:rPr>
+              <w:t>Anglojęzyczne standardy i regulacje IT: GDPR, ISO, IEEE – analiza dokumentów.</w:t>
+            </w:r>
+          </w:p>
+        </w:tc>
+        <w:tc>
+          <w:tcPr>
+            <w:tcW w:type="dxa" w:w="4252"/>
+          </w:tcPr>
+          <w:p>
+            <w:pPr>
+              <w:spacing w:before="20" w:after="20"/>
+            </w:pPr>
+            <w:r>
+              <w:rPr>
+                <w:rFonts w:ascii="Aptos" w:hAnsi="Aptos"/>
+                <w:b w:val="0"/>
+                <w:i w:val="0"/>
+                <w:sz w:val="22"/>
+              </w:rPr>
+            </w:r>
+          </w:p>
+        </w:tc>
+      </w:tr>
+      <w:tr>
+        <w:tc>
+          <w:tcPr>
+            <w:tcW w:type="dxa" w:w="680"/>
+          </w:tcPr>
+          <w:p>
+            <w:pPr>
+              <w:spacing w:before="20" w:after="20"/>
+            </w:pPr>
+            <w:r>
+              <w:rPr>
+                <w:rFonts w:ascii="Aptos" w:hAnsi="Aptos"/>
+                <w:b w:val="0"/>
+                <w:i w:val="0"/>
+                <w:sz w:val="22"/>
+              </w:rPr>
+              <w:t>10.</w:t>
+            </w:r>
+          </w:p>
+        </w:tc>
+        <w:tc>
+          <w:tcPr>
+            <w:tcW w:type="dxa" w:w="4536"/>
+          </w:tcPr>
+          <w:p>
+            <w:pPr>
+              <w:spacing w:before="20" w:after="20"/>
+            </w:pPr>
+            <w:r>
+              <w:rPr>
+                <w:rFonts w:ascii="Aptos" w:hAnsi="Aptos"/>
+                <w:b w:val="0"/>
+                <w:i w:val="0"/>
+                <w:sz w:val="22"/>
+              </w:rPr>
+              <w:t>Prezentacja projektu dyplomowego w języku angielskim – ćwiczenia.</w:t>
+            </w:r>
+          </w:p>
+        </w:tc>
+        <w:tc>
+          <w:tcPr>
+            <w:tcW w:type="dxa" w:w="4252"/>
+          </w:tcPr>
+          <w:p>
+            <w:pPr>
+              <w:spacing w:before="20" w:after="20"/>
+            </w:pPr>
+            <w:r>
+              <w:rPr>
+                <w:rFonts w:ascii="Aptos" w:hAnsi="Aptos"/>
+                <w:b w:val="0"/>
+                <w:i w:val="0"/>
+                <w:sz w:val="22"/>
+              </w:rPr>
+            </w:r>
+          </w:p>
+        </w:tc>
+      </w:tr>
+      <w:tr>
+        <w:tc>
+          <w:tcPr>
+            <w:tcW w:type="dxa" w:w="680"/>
+          </w:tcPr>
+          <w:p>
+            <w:pPr>
+              <w:spacing w:before="20" w:after="20"/>
+            </w:pPr>
+            <w:r>
+              <w:rPr>
+                <w:rFonts w:ascii="Aptos" w:hAnsi="Aptos"/>
+                <w:b w:val="0"/>
+                <w:i w:val="0"/>
+                <w:sz w:val="22"/>
+              </w:rPr>
+              <w:t>11.</w:t>
+            </w:r>
+          </w:p>
+        </w:tc>
+        <w:tc>
+          <w:tcPr>
+            <w:tcW w:type="dxa" w:w="4536"/>
+          </w:tcPr>
+          <w:p>
+            <w:pPr>
+              <w:spacing w:before="20" w:after="20"/>
+            </w:pPr>
+            <w:r>
+              <w:rPr>
+                <w:rFonts w:ascii="Aptos" w:hAnsi="Aptos"/>
+                <w:b w:val="0"/>
+                <w:i w:val="0"/>
+                <w:sz w:val="22"/>
+              </w:rPr>
+              <w:t>Przygotowanie do certyfikacji C1/C2 – ćwiczenia z testów CAE/CPE.</w:t>
+            </w:r>
+          </w:p>
+        </w:tc>
+        <w:tc>
+          <w:tcPr>
+            <w:tcW w:type="dxa" w:w="4252"/>
+          </w:tcPr>
+          <w:p>
+            <w:pPr>
+              <w:spacing w:before="20" w:after="20"/>
+            </w:pPr>
+            <w:r>
+              <w:rPr>
+                <w:rFonts w:ascii="Aptos" w:hAnsi="Aptos"/>
+                <w:b w:val="0"/>
+                <w:i w:val="0"/>
+                <w:sz w:val="22"/>
+              </w:rPr>
+            </w:r>
+          </w:p>
+        </w:tc>
+      </w:tr>
+      <w:tr>
+        <w:tc>
+          <w:tcPr>
+            <w:tcW w:type="dxa" w:w="680"/>
+          </w:tcPr>
+          <w:p>
+            <w:pPr>
+              <w:spacing w:before="20" w:after="20"/>
+            </w:pPr>
+            <w:r>
+              <w:rPr>
+                <w:rFonts w:ascii="Aptos" w:hAnsi="Aptos"/>
+                <w:b w:val="0"/>
+                <w:i w:val="0"/>
+                <w:sz w:val="22"/>
+              </w:rPr>
+              <w:t>12.</w:t>
+            </w:r>
+          </w:p>
+        </w:tc>
+        <w:tc>
+          <w:tcPr>
+            <w:tcW w:type="dxa" w:w="4536"/>
+          </w:tcPr>
+          <w:p>
+            <w:pPr>
+              <w:spacing w:before="20" w:after="20"/>
+            </w:pPr>
+            <w:r>
+              <w:rPr>
+                <w:rFonts w:ascii="Aptos" w:hAnsi="Aptos"/>
+                <w:b w:val="0"/>
+                <w:i w:val="0"/>
+                <w:sz w:val="22"/>
+              </w:rPr>
+              <w:t>Projekt zaliczeniowy – prezentacja lub esej akademicki.</w:t>
+            </w:r>
+          </w:p>
+        </w:tc>
+        <w:tc>
+          <w:tcPr>
+            <w:tcW w:type="dxa" w:w="4252"/>
+          </w:tcPr>
+          <w:p>
+            <w:pPr>
+              <w:spacing w:before="20" w:after="20"/>
+            </w:pPr>
+            <w:r>
+              <w:rPr>
+                <w:rFonts w:ascii="Aptos" w:hAnsi="Aptos"/>
+                <w:b w:val="0"/>
+                <w:i w:val="0"/>
+                <w:sz w:val="22"/>
+              </w:rPr>
+            </w:r>
+          </w:p>
+        </w:tc>
+      </w:tr>
+      <w:tr>
+        <w:tc>
+          <w:tcPr>
+            <w:tcW w:type="dxa" w:w="680"/>
+          </w:tcPr>
+          <w:p>
+            <w:pPr>
+              <w:spacing w:before="20" w:after="20"/>
+            </w:pPr>
+            <w:r>
+              <w:rPr>
+                <w:rFonts w:ascii="Aptos" w:hAnsi="Aptos"/>
+                <w:b w:val="0"/>
+                <w:i w:val="0"/>
+                <w:sz w:val="22"/>
+              </w:rPr>
+              <w:t>13.</w:t>
+            </w:r>
+          </w:p>
+        </w:tc>
+        <w:tc>
+          <w:tcPr>
+            <w:tcW w:type="dxa" w:w="4536"/>
+          </w:tcPr>
+          <w:p>
+            <w:pPr>
+              <w:spacing w:before="20" w:after="20"/>
+            </w:pPr>
+            <w:r>
+              <w:rPr>
+                <w:rFonts w:ascii="Aptos" w:hAnsi="Aptos"/>
+                <w:b w:val="0"/>
+                <w:i w:val="0"/>
+                <w:sz w:val="22"/>
+              </w:rPr>
+              <w:t>Prezentacja projektów, dyskusja i informacja zwrotna.</w:t>
+            </w:r>
+          </w:p>
+        </w:tc>
+        <w:tc>
+          <w:tcPr>
+            <w:tcW w:type="dxa" w:w="4252"/>
+          </w:tcPr>
+          <w:p>
+            <w:pPr>
+              <w:spacing w:before="20" w:after="20"/>
+            </w:pPr>
+            <w:r>
+              <w:rPr>
+                <w:rFonts w:ascii="Aptos" w:hAnsi="Aptos"/>
+                <w:b w:val="0"/>
+                <w:i w:val="0"/>
+                <w:sz w:val="22"/>
+              </w:rPr>
+            </w:r>
+          </w:p>
+        </w:tc>
+      </w:tr>
+      <w:tr>
+        <w:tc>
+          <w:tcPr>
+            <w:tcW w:type="dxa" w:w="680"/>
+          </w:tcPr>
+          <w:p>
+            <w:pPr>
+              <w:spacing w:before="20" w:after="20"/>
+            </w:pPr>
+            <w:r>
+              <w:rPr>
+                <w:rFonts w:ascii="Aptos" w:hAnsi="Aptos"/>
+                <w:b w:val="0"/>
+                <w:i w:val="0"/>
+                <w:sz w:val="22"/>
+              </w:rPr>
+              <w:t>14.</w:t>
+            </w:r>
+          </w:p>
+        </w:tc>
+        <w:tc>
+          <w:tcPr>
+            <w:tcW w:type="dxa" w:w="4536"/>
+          </w:tcPr>
+          <w:p>
+            <w:pPr>
+              <w:spacing w:before="20" w:after="20"/>
+            </w:pPr>
+            <w:r>
+              <w:rPr>
+                <w:rFonts w:ascii="Aptos" w:hAnsi="Aptos"/>
+                <w:b w:val="0"/>
+                <w:i w:val="0"/>
+                <w:sz w:val="22"/>
+              </w:rPr>
+              <w:t>Powtórzenie materiału.</w:t>
+            </w:r>
+          </w:p>
+        </w:tc>
+        <w:tc>
+          <w:tcPr>
+            <w:tcW w:type="dxa" w:w="4252"/>
+          </w:tcPr>
+          <w:p>
+            <w:pPr>
+              <w:spacing w:before="20" w:after="20"/>
+            </w:pPr>
+            <w:r>
+              <w:rPr>
+                <w:rFonts w:ascii="Aptos" w:hAnsi="Aptos"/>
+                <w:b w:val="0"/>
+                <w:i w:val="0"/>
+                <w:sz w:val="22"/>
+              </w:rPr>
+            </w:r>
+          </w:p>
+        </w:tc>
+      </w:tr>
+      <w:tr>
+        <w:tc>
+          <w:tcPr>
+            <w:tcW w:type="dxa" w:w="680"/>
+          </w:tcPr>
+          <w:p>
+            <w:pPr>
+              <w:spacing w:before="20" w:after="20"/>
+            </w:pPr>
+            <w:r>
+              <w:rPr>
+                <w:rFonts w:ascii="Aptos" w:hAnsi="Aptos"/>
+                <w:b w:val="0"/>
+                <w:i w:val="0"/>
+                <w:sz w:val="22"/>
+              </w:rPr>
+              <w:t>15.</w:t>
+            </w:r>
+          </w:p>
+        </w:tc>
+        <w:tc>
+          <w:tcPr>
+            <w:tcW w:type="dxa" w:w="4536"/>
+          </w:tcPr>
+          <w:p>
+            <w:pPr>
+              <w:spacing w:before="20" w:after="20"/>
+            </w:pPr>
+            <w:r>
+              <w:rPr>
+                <w:rFonts w:ascii="Aptos" w:hAnsi="Aptos"/>
+                <w:b w:val="0"/>
+                <w:i w:val="0"/>
+                <w:sz w:val="22"/>
+              </w:rPr>
+              <w:t>Kolokwium zaliczeniowe.</w:t>
             </w:r>
           </w:p>
         </w:tc>
@@ -2829,7 +3193,7 @@
                 <w:i w:val="0"/>
                 <w:sz w:val="22"/>
               </w:rPr>
-              <w:t>Obecność na zajęciach – zgodnie z regulaminem 15% nieobecności nieustawiedliwionych, 15% nieobecności usprawiedliwionych; Prace pisemne – min. jedna praca na semestr.; Kolokwia/testy/kartkówki na podstawie opracowanego materiału – 1-2 na semestr (decyzja lektora); Wypowiedź ustna (o rodzaju decyduje lektor).; Przygotowywanie prac domowych oraz aktywne uczestnictwo w zajęciach.; Kryteria zaliczenia: uzyskanie przynajmniej 51% możliwych punktów za prace pisemne/testy/formę zaliczenia ustaloną przez lektora na podstawie poziomu grupy oraz pozytywna (min. 3.0) ocena łączna za pozostałe formy.</w:t>
+              <w:t>kolokwium; egzamin ustny; ocena sporządzonego dokumentu</w:t>
             </w:r>
           </w:p>
         </w:tc>
@@ -2886,7 +3250,7 @@
                 <w:i w:val="0"/>
                 <w:sz w:val="22"/>
               </w:rPr>
-              <w:t>Obecność na zajęciach – zgodnie z regulaminem 15% nieobecności nieustawiedliwionych, 15% nieobecności usprawiedliwionych; Prace pisemne – min. jedna praca na semestr.; Kolokwia/testy/kartkówki na podstawie opracowanego materiału – 1-2 na semestr (decyzja lektora); Wypowiedź ustna (o rodzaju decyduje lektor).; Przygotowywanie prac domowych oraz aktywne uczestnictwo w zajęciach.; Kryteria zaliczenia: uzyskanie przynajmniej 51% możliwych punktów za prace pisemne/testy/formę zaliczenia ustaloną przez lektora na podstawie poziomu grupy oraz pozytywna (min. 3.0) ocena łączna za pozostałe formy.</w:t>
+              <w:t>kolokwium; egzamin ustny; ocena sporządzonego dokumentu</w:t>
             </w:r>
           </w:p>
         </w:tc>
@@ -2943,7 +3307,7 @@
                 <w:i w:val="0"/>
                 <w:sz w:val="22"/>
               </w:rPr>
-              <w:t>Obecność na zajęciach – zgodnie z regulaminem 15% nieobecności nieustawiedliwionych, 15% nieobecności usprawiedliwionych; Prace pisemne – min. jedna praca na semestr.; Kolokwia/testy/kartkówki na podstawie opracowanego materiału – 1-2 na semestr (decyzja lektora); Wypowiedź ustna (o rodzaju decyduje lektor).; Przygotowywanie prac domowych oraz aktywne uczestnictwo w zajęciach.; Kryteria zaliczenia: uzyskanie przynajmniej 51% możliwych punktów za prace pisemne/testy/formę zaliczenia ustaloną przez lektora na podstawie poziomu grupy oraz pozytywna (min. 3.0) ocena łączna za pozostałe formy.</w:t>
+              <w:t>kolokwium; egzamin ustny; ocena sporządzonego dokumentu</w:t>
             </w:r>
           </w:p>
         </w:tc>
@@ -3106,7 +3470,7 @@
                 <w:i w:val="0"/>
                 <w:sz w:val="22"/>
               </w:rPr>
-              <w:t>Obecność na zajęciach – zgodnie z regulaminem 15% nieobecności nieustawiedliwionych, 15% nieobecności usprawiedliwionych; Prace pisemne – min. jedna praca na semestr.; Kolokwia/testy/kartkówki na podstawie opracowanego materiału – 1-2 na semestr (decyzja lektora); Wypowiedź ustna (o rodzaju decyduje lektor).; Przygotowywanie prac domowych oraz aktywne uczestnictwo w zajęciach.; Kryteria zaliczenia: uzyskanie przynajmniej 51% możliwych punktów za prace pisemne/testy/formę zaliczenia ustaloną przez lektora na podstawie poziomu grupy oraz pozytywna (min. 3.0) ocena łączna za pozostałe formy.</w:t>
+              <w:t>kolokwium; egzamin ustny; ocena sporządzonego dokumentu</w:t>
             </w:r>
           </w:p>
         </w:tc>
@@ -3164,7 +3528,7 @@
                 <w:i w:val="0"/>
                 <w:sz w:val="22"/>
               </w:rPr>
-              <w:t>Obecność na zajęciach – zgodnie z regulaminem 15% nieobecności nieustawiedliwionych, 15% nieobecności usprawiedliwionych; Prace pisemne – min. jedna praca na semestr.; Kolokwia/testy/kartkówki na podstawie opracowanego materiału – 1-2 na semestr (decyzja lektora); Wypowiedź ustna (o rodzaju decyduje lektor).; Przygotowywanie prac domowych oraz aktywne uczestnictwo w zajęciach.; Kryteria zaliczenia: uzyskanie przynajmniej 51% możliwych punktów za prace pisemne/testy/formę zaliczenia ustaloną przez lektora na podstawie poziomu grupy oraz pozytywna (min. 3.0) ocena łączna za pozostałe formy.</w:t>
+              <w:t>kolokwium; egzamin ustny; ocena sporządzonego dokumentu</w:t>
             </w:r>
           </w:p>
         </w:tc>
@@ -3327,7 +3691,7 @@
                 <w:i w:val="0"/>
                 <w:sz w:val="22"/>
               </w:rPr>
-              <w:t>Obecność na zajęciach – zgodnie z regulaminem 15% nieobecności nieustawiedliwionych, 15% nieobecności usprawiedliwionych; Prace pisemne – min. jedna praca na semestr.; Kolokwia/testy/kartkówki na podstawie opracowanego materiału – 1-2 na semestr (decyzja lektora); Wypowiedź ustna (o rodzaju decyduje lektor).; Przygotowywanie prac domowych oraz aktywne uczestnictwo w zajęciach.; Kryteria zaliczenia: uzyskanie przynajmniej 51% możliwych punktów za prace pisemne/testy/formę zaliczenia ustaloną przez lektora na podstawie poziomu grupy oraz pozytywna (min. 3.0) ocena łączna za pozostałe formy.</w:t>
+              <w:t>kolokwium; egzamin ustny; ocena sporządzonego dokumentu</w:t>
             </w:r>
           </w:p>
         </w:tc>
@@ -3385,7 +3749,7 @@
                 <w:i w:val="0"/>
                 <w:sz w:val="22"/>
               </w:rPr>
-              <w:t>Obecność na zajęciach – zgodnie z regulaminem 15% nieobecności nieustawiedliwionych, 15% nieobecności usprawiedliwionych; Prace pisemne – min. jedna praca na semestr.; Kolokwia/testy/kartkówki na podstawie opracowanego materiału – 1-2 na semestr (decyzja lektora); Wypowiedź ustna (o rodzaju decyduje lektor).; Przygotowywanie prac domowych oraz aktywne uczestnictwo w zajęciach.; Kryteria zaliczenia: uzyskanie przynajmniej 51% możliwych punktów za prace pisemne/testy/formę zaliczenia ustaloną przez lektora na podstawie poziomu grupy oraz pozytywna (min. 3.0) ocena łączna za pozostałe formy.</w:t>
+              <w:t>kolokwium; egzamin ustny; ocena sporządzonego dokumentu</w:t>
             </w:r>
           </w:p>
         </w:tc>

--- a/public/assets/files/niestacjonarne/LANG3.docx
+++ b/public/assets/files/niestacjonarne/LANG3.docx
@@ -315,7 +315,7 @@
                 <w:i w:val="0"/>
                 <w:sz w:val="22"/>
               </w:rPr>
-              <w:t>3</w:t>
+              <w:t>2</w:t>
             </w:r>
           </w:p>
         </w:tc>
@@ -1093,7 +1093,7 @@
                 <w:i w:val="0"/>
                 <w:sz w:val="22"/>
               </w:rPr>
-              <w:t>59</w:t>
+              <w:t>44</w:t>
             </w:r>
           </w:p>
         </w:tc>
@@ -1113,7 +1113,7 @@
                 <w:i w:val="0"/>
                 <w:sz w:val="22"/>
               </w:rPr>
-              <w:t>2.4</w:t>
+              <w:t>1.8</w:t>
             </w:r>
           </w:p>
         </w:tc>

--- a/public/assets/files/niestacjonarne/LANG3.docx
+++ b/public/assets/files/niestacjonarne/LANG3.docx
@@ -1093,7 +1093,7 @@
                 <w:i w:val="0"/>
                 <w:sz w:val="22"/>
               </w:rPr>
-              <w:t>44</w:t>
+              <w:t>34</w:t>
             </w:r>
           </w:p>
         </w:tc>
@@ -1113,7 +1113,7 @@
                 <w:i w:val="0"/>
                 <w:sz w:val="22"/>
               </w:rPr>
-              <w:t>1.8</w:t>
+              <w:t>1.4</w:t>
             </w:r>
           </w:p>
         </w:tc>

--- a/public/assets/files/niestacjonarne/LANG3.docx
+++ b/public/assets/files/niestacjonarne/LANG3.docx
@@ -3193,121 +3193,6 @@
                 <w:i w:val="0"/>
                 <w:sz w:val="22"/>
               </w:rPr>
-              <w:t>kolokwium; egzamin ustny; ocena sporządzonego dokumentu</w:t>
-            </w:r>
-          </w:p>
-        </w:tc>
-      </w:tr>
-      <w:tr>
-        <w:tc>
-          <w:tcPr>
-            <w:tcW w:type="dxa" w:w="3324"/>
-          </w:tcPr>
-          <w:p>
-            <w:pPr>
-              <w:spacing w:before="20" w:after="20"/>
-            </w:pPr>
-            <w:r>
-              <w:rPr>
-                <w:rFonts w:ascii="Aptos" w:hAnsi="Aptos"/>
-                <w:b w:val="0"/>
-                <w:i w:val="0"/>
-                <w:sz w:val="22"/>
-              </w:rPr>
-            </w:r>
-          </w:p>
-        </w:tc>
-        <w:tc>
-          <w:tcPr>
-            <w:tcW w:type="dxa" w:w="3324"/>
-          </w:tcPr>
-          <w:p>
-            <w:pPr>
-              <w:spacing w:before="20" w:after="20"/>
-            </w:pPr>
-            <w:r>
-              <w:rPr>
-                <w:rFonts w:ascii="Aptos" w:hAnsi="Aptos"/>
-                <w:b w:val="0"/>
-                <w:i w:val="0"/>
-                <w:sz w:val="22"/>
-              </w:rPr>
-            </w:r>
-          </w:p>
-        </w:tc>
-        <w:tc>
-          <w:tcPr>
-            <w:tcW w:type="dxa" w:w="3324"/>
-          </w:tcPr>
-          <w:p>
-            <w:pPr>
-              <w:spacing w:before="20" w:after="20"/>
-            </w:pPr>
-            <w:r>
-              <w:rPr>
-                <w:rFonts w:ascii="Aptos" w:hAnsi="Aptos"/>
-                <w:b w:val="0"/>
-                <w:i w:val="0"/>
-                <w:sz w:val="22"/>
-              </w:rPr>
-              <w:t>kolokwium; egzamin ustny; ocena sporządzonego dokumentu</w:t>
-            </w:r>
-          </w:p>
-        </w:tc>
-      </w:tr>
-      <w:tr>
-        <w:tc>
-          <w:tcPr>
-            <w:tcW w:type="dxa" w:w="3324"/>
-          </w:tcPr>
-          <w:p>
-            <w:pPr>
-              <w:spacing w:before="20" w:after="20"/>
-            </w:pPr>
-            <w:r>
-              <w:rPr>
-                <w:rFonts w:ascii="Aptos" w:hAnsi="Aptos"/>
-                <w:b w:val="0"/>
-                <w:i w:val="0"/>
-                <w:sz w:val="22"/>
-              </w:rPr>
-            </w:r>
-          </w:p>
-        </w:tc>
-        <w:tc>
-          <w:tcPr>
-            <w:tcW w:type="dxa" w:w="3324"/>
-          </w:tcPr>
-          <w:p>
-            <w:pPr>
-              <w:spacing w:before="20" w:after="20"/>
-            </w:pPr>
-            <w:r>
-              <w:rPr>
-                <w:rFonts w:ascii="Aptos" w:hAnsi="Aptos"/>
-                <w:b w:val="0"/>
-                <w:i w:val="0"/>
-                <w:sz w:val="22"/>
-              </w:rPr>
-            </w:r>
-          </w:p>
-        </w:tc>
-        <w:tc>
-          <w:tcPr>
-            <w:tcW w:type="dxa" w:w="3324"/>
-          </w:tcPr>
-          <w:p>
-            <w:pPr>
-              <w:spacing w:before="20" w:after="20"/>
-            </w:pPr>
-            <w:r>
-              <w:rPr>
-                <w:rFonts w:ascii="Aptos" w:hAnsi="Aptos"/>
-                <w:b w:val="0"/>
-                <w:i w:val="0"/>
-                <w:sz w:val="22"/>
-              </w:rPr>
-              <w:t>kolokwium; egzamin ustny; ocena sporządzonego dokumentu</w:t>
             </w:r>
           </w:p>
         </w:tc>
@@ -3470,7 +3355,7 @@
                 <w:i w:val="0"/>
                 <w:sz w:val="22"/>
               </w:rPr>
-              <w:t>kolokwium; egzamin ustny; ocena sporządzonego dokumentu</w:t>
+              <w:t>kolokwium, egzamin ustny, ocena sporządzonego dokumentu</w:t>
             </w:r>
           </w:p>
         </w:tc>
@@ -3528,7 +3413,7 @@
                 <w:i w:val="0"/>
                 <w:sz w:val="22"/>
               </w:rPr>
-              <w:t>kolokwium; egzamin ustny; ocena sporządzonego dokumentu</w:t>
+              <w:t>kolokwium, egzamin ustny, ocena sporządzonego dokumentu</w:t>
             </w:r>
           </w:p>
         </w:tc>
@@ -3654,6 +3539,7 @@
                 <w:i w:val="0"/>
                 <w:sz w:val="22"/>
               </w:rPr>
+              <w:t>K_K03</w:t>
             </w:r>
           </w:p>
         </w:tc>
@@ -3691,7 +3577,7 @@
                 <w:i w:val="0"/>
                 <w:sz w:val="22"/>
               </w:rPr>
-              <w:t>kolokwium; egzamin ustny; ocena sporządzonego dokumentu</w:t>
+              <w:t>kolokwium, egzamin ustny, ocena sporządzonego dokumentu</w:t>
             </w:r>
           </w:p>
         </w:tc>
@@ -3749,7 +3635,7 @@
                 <w:i w:val="0"/>
                 <w:sz w:val="22"/>
               </w:rPr>
-              <w:t>kolokwium; egzamin ustny; ocena sporządzonego dokumentu</w:t>
+              <w:t>kolokwium, egzamin ustny, ocena sporządzonego dokumentu</w:t>
             </w:r>
           </w:p>
         </w:tc>

--- a/public/assets/files/niestacjonarne/LANG3.docx
+++ b/public/assets/files/niestacjonarne/LANG3.docx
@@ -315,7 +315,7 @@
                 <w:i w:val="0"/>
                 <w:sz w:val="22"/>
               </w:rPr>
-              <w:t>2</w:t>
+              <w:t>2.5</w:t>
             </w:r>
           </w:p>
         </w:tc>
@@ -1093,7 +1093,7 @@
                 <w:i w:val="0"/>
                 <w:sz w:val="22"/>
               </w:rPr>
-              <w:t>34</w:t>
+              <w:t>47</w:t>
             </w:r>
           </w:p>
         </w:tc>
@@ -1113,7 +1113,7 @@
                 <w:i w:val="0"/>
                 <w:sz w:val="22"/>
               </w:rPr>
-              <w:t>1.4</w:t>
+              <w:t>1.9</w:t>
             </w:r>
           </w:p>
         </w:tc>

--- a/public/assets/files/niestacjonarne/LANG3.docx
+++ b/public/assets/files/niestacjonarne/LANG3.docx
@@ -1884,14 +1884,13 @@
       </w:tblPr>
       <w:tblGrid>
         <w:gridCol w:w="680"/>
-        <w:gridCol w:w="4536"/>
-        <w:gridCol w:w="4252"/>
+        <w:gridCol w:w="8788"/>
       </w:tblGrid>
       <w:tr>
         <w:tc>
           <w:tcPr>
             <w:tcW w:type="dxa" w:w="9468"/>
-            <w:gridSpan w:val="3"/>
+            <w:gridSpan w:val="2"/>
             <w:shd w:val="clear" w:color="auto" w:fill="D9D9D9"/>
           </w:tcPr>
           <w:p>
@@ -1933,7 +1932,7 @@
         </w:tc>
         <w:tc>
           <w:tcPr>
-            <w:tcW w:type="dxa" w:w="4536"/>
+            <w:tcW w:type="dxa" w:w="8788"/>
             <w:shd w:val="clear" w:color="auto" w:fill="D9D9D9"/>
           </w:tcPr>
           <w:p>
@@ -1947,27 +1946,7 @@
                 <w:i w:val="0"/>
                 <w:sz w:val="16"/>
               </w:rPr>
-              <w:t>Wykład</w:t>
-            </w:r>
-          </w:p>
-        </w:tc>
-        <w:tc>
-          <w:tcPr>
-            <w:tcW w:type="dxa" w:w="4252"/>
-            <w:shd w:val="clear" w:color="auto" w:fill="D9D9D9"/>
-          </w:tcPr>
-          <w:p>
-            <w:pPr>
-              <w:spacing w:before="20" w:after="20"/>
-            </w:pPr>
-            <w:r>
-              <w:rPr>
-                <w:rFonts w:ascii="Aptos" w:hAnsi="Aptos"/>
-                <w:b/>
-                <w:i w:val="0"/>
-                <w:sz w:val="16"/>
-              </w:rPr>
-              <w:t>Ćwiczenia / Laboratorium / Pracownia</w:t>
+              <w:t>Treści programowe</w:t>
             </w:r>
           </w:p>
         </w:tc>
@@ -1994,7 +1973,7 @@
         </w:tc>
         <w:tc>
           <w:tcPr>
-            <w:tcW w:type="dxa" w:w="4536"/>
+            <w:tcW w:type="dxa" w:w="8788"/>
           </w:tcPr>
           <w:p>
             <w:pPr>
@@ -2008,24 +1987,6 @@
                 <w:sz w:val="22"/>
               </w:rPr>
               <w:t>Powtórzenie i utrwalenie materiału z poprzednich semestrów.</w:t>
-            </w:r>
-          </w:p>
-        </w:tc>
-        <w:tc>
-          <w:tcPr>
-            <w:tcW w:type="dxa" w:w="4252"/>
-          </w:tcPr>
-          <w:p>
-            <w:pPr>
-              <w:spacing w:before="20" w:after="20"/>
-            </w:pPr>
-            <w:r>
-              <w:rPr>
-                <w:rFonts w:ascii="Aptos" w:hAnsi="Aptos"/>
-                <w:b w:val="0"/>
-                <w:i w:val="0"/>
-                <w:sz w:val="22"/>
-              </w:rPr>
             </w:r>
           </w:p>
         </w:tc>
@@ -2052,7 +2013,7 @@
         </w:tc>
         <w:tc>
           <w:tcPr>
-            <w:tcW w:type="dxa" w:w="4536"/>
+            <w:tcW w:type="dxa" w:w="8788"/>
           </w:tcPr>
           <w:p>
             <w:pPr>
@@ -2066,24 +2027,6 @@
                 <w:sz w:val="22"/>
               </w:rPr>
               <w:t>Pisanie pracy inżynierskiej po angielsku – struktura rozdziałów, styl akademicki, cytowanie.</w:t>
-            </w:r>
-          </w:p>
-        </w:tc>
-        <w:tc>
-          <w:tcPr>
-            <w:tcW w:type="dxa" w:w="4252"/>
-          </w:tcPr>
-          <w:p>
-            <w:pPr>
-              <w:spacing w:before="20" w:after="20"/>
-            </w:pPr>
-            <w:r>
-              <w:rPr>
-                <w:rFonts w:ascii="Aptos" w:hAnsi="Aptos"/>
-                <w:b w:val="0"/>
-                <w:i w:val="0"/>
-                <w:sz w:val="22"/>
-              </w:rPr>
             </w:r>
           </w:p>
         </w:tc>
@@ -2110,7 +2053,7 @@
         </w:tc>
         <w:tc>
           <w:tcPr>
-            <w:tcW w:type="dxa" w:w="4536"/>
+            <w:tcW w:type="dxa" w:w="8788"/>
           </w:tcPr>
           <w:p>
             <w:pPr>
@@ -2124,24 +2067,6 @@
                 <w:sz w:val="22"/>
               </w:rPr>
               <w:t>Słownictwo branżowe z zakresu specjalizacji studenta – analiza tekstów naukowych.</w:t>
-            </w:r>
-          </w:p>
-        </w:tc>
-        <w:tc>
-          <w:tcPr>
-            <w:tcW w:type="dxa" w:w="4252"/>
-          </w:tcPr>
-          <w:p>
-            <w:pPr>
-              <w:spacing w:before="20" w:after="20"/>
-            </w:pPr>
-            <w:r>
-              <w:rPr>
-                <w:rFonts w:ascii="Aptos" w:hAnsi="Aptos"/>
-                <w:b w:val="0"/>
-                <w:i w:val="0"/>
-                <w:sz w:val="22"/>
-              </w:rPr>
             </w:r>
           </w:p>
         </w:tc>
@@ -2168,7 +2093,7 @@
         </w:tc>
         <w:tc>
           <w:tcPr>
-            <w:tcW w:type="dxa" w:w="4536"/>
+            <w:tcW w:type="dxa" w:w="8788"/>
           </w:tcPr>
           <w:p>
             <w:pPr>
@@ -2182,24 +2107,6 @@
                 <w:sz w:val="22"/>
               </w:rPr>
               <w:t>Prezentacja wyników badań – konferencja naukowa: abstrakt, poster, prezentacja.</w:t>
-            </w:r>
-          </w:p>
-        </w:tc>
-        <w:tc>
-          <w:tcPr>
-            <w:tcW w:type="dxa" w:w="4252"/>
-          </w:tcPr>
-          <w:p>
-            <w:pPr>
-              <w:spacing w:before="20" w:after="20"/>
-            </w:pPr>
-            <w:r>
-              <w:rPr>
-                <w:rFonts w:ascii="Aptos" w:hAnsi="Aptos"/>
-                <w:b w:val="0"/>
-                <w:i w:val="0"/>
-                <w:sz w:val="22"/>
-              </w:rPr>
             </w:r>
           </w:p>
         </w:tc>
@@ -2226,7 +2133,7 @@
         </w:tc>
         <w:tc>
           <w:tcPr>
-            <w:tcW w:type="dxa" w:w="4536"/>
+            <w:tcW w:type="dxa" w:w="8788"/>
           </w:tcPr>
           <w:p>
             <w:pPr>
@@ -2240,24 +2147,6 @@
                 <w:sz w:val="22"/>
               </w:rPr>
               <w:t>Zaawansowana komunikacja biznesowa: negocjacje, zarządzanie konfliktem, feedback.</w:t>
-            </w:r>
-          </w:p>
-        </w:tc>
-        <w:tc>
-          <w:tcPr>
-            <w:tcW w:type="dxa" w:w="4252"/>
-          </w:tcPr>
-          <w:p>
-            <w:pPr>
-              <w:spacing w:before="20" w:after="20"/>
-            </w:pPr>
-            <w:r>
-              <w:rPr>
-                <w:rFonts w:ascii="Aptos" w:hAnsi="Aptos"/>
-                <w:b w:val="0"/>
-                <w:i w:val="0"/>
-                <w:sz w:val="22"/>
-              </w:rPr>
             </w:r>
           </w:p>
         </w:tc>
@@ -2284,7 +2173,7 @@
         </w:tc>
         <w:tc>
           <w:tcPr>
-            <w:tcW w:type="dxa" w:w="4536"/>
+            <w:tcW w:type="dxa" w:w="8788"/>
           </w:tcPr>
           <w:p>
             <w:pPr>
@@ -2298,24 +2187,6 @@
                 <w:sz w:val="22"/>
               </w:rPr>
               <w:t>Analiza case studies z obszaru IT w języku angielskim – dyskusja i wnioski.</w:t>
-            </w:r>
-          </w:p>
-        </w:tc>
-        <w:tc>
-          <w:tcPr>
-            <w:tcW w:type="dxa" w:w="4252"/>
-          </w:tcPr>
-          <w:p>
-            <w:pPr>
-              <w:spacing w:before="20" w:after="20"/>
-            </w:pPr>
-            <w:r>
-              <w:rPr>
-                <w:rFonts w:ascii="Aptos" w:hAnsi="Aptos"/>
-                <w:b w:val="0"/>
-                <w:i w:val="0"/>
-                <w:sz w:val="22"/>
-              </w:rPr>
             </w:r>
           </w:p>
         </w:tc>
@@ -2342,7 +2213,7 @@
         </w:tc>
         <w:tc>
           <w:tcPr>
-            <w:tcW w:type="dxa" w:w="4536"/>
+            <w:tcW w:type="dxa" w:w="8788"/>
           </w:tcPr>
           <w:p>
             <w:pPr>
@@ -2356,24 +2227,6 @@
                 <w:sz w:val="22"/>
               </w:rPr>
               <w:t>Pisanie listu motywacyjnego i CV na rynek zagraniczny.</w:t>
-            </w:r>
-          </w:p>
-        </w:tc>
-        <w:tc>
-          <w:tcPr>
-            <w:tcW w:type="dxa" w:w="4252"/>
-          </w:tcPr>
-          <w:p>
-            <w:pPr>
-              <w:spacing w:before="20" w:after="20"/>
-            </w:pPr>
-            <w:r>
-              <w:rPr>
-                <w:rFonts w:ascii="Aptos" w:hAnsi="Aptos"/>
-                <w:b w:val="0"/>
-                <w:i w:val="0"/>
-                <w:sz w:val="22"/>
-              </w:rPr>
             </w:r>
           </w:p>
         </w:tc>
@@ -2400,7 +2253,7 @@
         </w:tc>
         <w:tc>
           <w:tcPr>
-            <w:tcW w:type="dxa" w:w="4536"/>
+            <w:tcW w:type="dxa" w:w="8788"/>
           </w:tcPr>
           <w:p>
             <w:pPr>
@@ -2414,24 +2267,6 @@
                 <w:sz w:val="22"/>
               </w:rPr>
               <w:t>Rozmowa kwalifikacyjna w języku angielskim – zaawansowane symulacje.</w:t>
-            </w:r>
-          </w:p>
-        </w:tc>
-        <w:tc>
-          <w:tcPr>
-            <w:tcW w:type="dxa" w:w="4252"/>
-          </w:tcPr>
-          <w:p>
-            <w:pPr>
-              <w:spacing w:before="20" w:after="20"/>
-            </w:pPr>
-            <w:r>
-              <w:rPr>
-                <w:rFonts w:ascii="Aptos" w:hAnsi="Aptos"/>
-                <w:b w:val="0"/>
-                <w:i w:val="0"/>
-                <w:sz w:val="22"/>
-              </w:rPr>
             </w:r>
           </w:p>
         </w:tc>
@@ -2458,7 +2293,7 @@
         </w:tc>
         <w:tc>
           <w:tcPr>
-            <w:tcW w:type="dxa" w:w="4536"/>
+            <w:tcW w:type="dxa" w:w="8788"/>
           </w:tcPr>
           <w:p>
             <w:pPr>
@@ -2472,24 +2307,6 @@
                 <w:sz w:val="22"/>
               </w:rPr>
               <w:t>Anglojęzyczne standardy i regulacje IT: GDPR, ISO, IEEE – analiza dokumentów.</w:t>
-            </w:r>
-          </w:p>
-        </w:tc>
-        <w:tc>
-          <w:tcPr>
-            <w:tcW w:type="dxa" w:w="4252"/>
-          </w:tcPr>
-          <w:p>
-            <w:pPr>
-              <w:spacing w:before="20" w:after="20"/>
-            </w:pPr>
-            <w:r>
-              <w:rPr>
-                <w:rFonts w:ascii="Aptos" w:hAnsi="Aptos"/>
-                <w:b w:val="0"/>
-                <w:i w:val="0"/>
-                <w:sz w:val="22"/>
-              </w:rPr>
             </w:r>
           </w:p>
         </w:tc>
@@ -2516,7 +2333,7 @@
         </w:tc>
         <w:tc>
           <w:tcPr>
-            <w:tcW w:type="dxa" w:w="4536"/>
+            <w:tcW w:type="dxa" w:w="8788"/>
           </w:tcPr>
           <w:p>
             <w:pPr>
@@ -2530,24 +2347,6 @@
                 <w:sz w:val="22"/>
               </w:rPr>
               <w:t>Prezentacja projektu dyplomowego w języku angielskim – ćwiczenia.</w:t>
-            </w:r>
-          </w:p>
-        </w:tc>
-        <w:tc>
-          <w:tcPr>
-            <w:tcW w:type="dxa" w:w="4252"/>
-          </w:tcPr>
-          <w:p>
-            <w:pPr>
-              <w:spacing w:before="20" w:after="20"/>
-            </w:pPr>
-            <w:r>
-              <w:rPr>
-                <w:rFonts w:ascii="Aptos" w:hAnsi="Aptos"/>
-                <w:b w:val="0"/>
-                <w:i w:val="0"/>
-                <w:sz w:val="22"/>
-              </w:rPr>
             </w:r>
           </w:p>
         </w:tc>
@@ -2574,7 +2373,7 @@
         </w:tc>
         <w:tc>
           <w:tcPr>
-            <w:tcW w:type="dxa" w:w="4536"/>
+            <w:tcW w:type="dxa" w:w="8788"/>
           </w:tcPr>
           <w:p>
             <w:pPr>
@@ -2588,24 +2387,6 @@
                 <w:sz w:val="22"/>
               </w:rPr>
               <w:t>Przygotowanie do certyfikacji C1/C2 – ćwiczenia z testów CAE/CPE.</w:t>
-            </w:r>
-          </w:p>
-        </w:tc>
-        <w:tc>
-          <w:tcPr>
-            <w:tcW w:type="dxa" w:w="4252"/>
-          </w:tcPr>
-          <w:p>
-            <w:pPr>
-              <w:spacing w:before="20" w:after="20"/>
-            </w:pPr>
-            <w:r>
-              <w:rPr>
-                <w:rFonts w:ascii="Aptos" w:hAnsi="Aptos"/>
-                <w:b w:val="0"/>
-                <w:i w:val="0"/>
-                <w:sz w:val="22"/>
-              </w:rPr>
             </w:r>
           </w:p>
         </w:tc>
@@ -2632,7 +2413,7 @@
         </w:tc>
         <w:tc>
           <w:tcPr>
-            <w:tcW w:type="dxa" w:w="4536"/>
+            <w:tcW w:type="dxa" w:w="8788"/>
           </w:tcPr>
           <w:p>
             <w:pPr>
@@ -2646,24 +2427,6 @@
                 <w:sz w:val="22"/>
               </w:rPr>
               <w:t>Projekt zaliczeniowy – prezentacja lub esej akademicki.</w:t>
-            </w:r>
-          </w:p>
-        </w:tc>
-        <w:tc>
-          <w:tcPr>
-            <w:tcW w:type="dxa" w:w="4252"/>
-          </w:tcPr>
-          <w:p>
-            <w:pPr>
-              <w:spacing w:before="20" w:after="20"/>
-            </w:pPr>
-            <w:r>
-              <w:rPr>
-                <w:rFonts w:ascii="Aptos" w:hAnsi="Aptos"/>
-                <w:b w:val="0"/>
-                <w:i w:val="0"/>
-                <w:sz w:val="22"/>
-              </w:rPr>
             </w:r>
           </w:p>
         </w:tc>
@@ -2690,7 +2453,7 @@
         </w:tc>
         <w:tc>
           <w:tcPr>
-            <w:tcW w:type="dxa" w:w="4536"/>
+            <w:tcW w:type="dxa" w:w="8788"/>
           </w:tcPr>
           <w:p>
             <w:pPr>
@@ -2704,24 +2467,6 @@
                 <w:sz w:val="22"/>
               </w:rPr>
               <w:t>Prezentacja projektów, dyskusja i informacja zwrotna.</w:t>
-            </w:r>
-          </w:p>
-        </w:tc>
-        <w:tc>
-          <w:tcPr>
-            <w:tcW w:type="dxa" w:w="4252"/>
-          </w:tcPr>
-          <w:p>
-            <w:pPr>
-              <w:spacing w:before="20" w:after="20"/>
-            </w:pPr>
-            <w:r>
-              <w:rPr>
-                <w:rFonts w:ascii="Aptos" w:hAnsi="Aptos"/>
-                <w:b w:val="0"/>
-                <w:i w:val="0"/>
-                <w:sz w:val="22"/>
-              </w:rPr>
             </w:r>
           </w:p>
         </w:tc>
@@ -2748,7 +2493,7 @@
         </w:tc>
         <w:tc>
           <w:tcPr>
-            <w:tcW w:type="dxa" w:w="4536"/>
+            <w:tcW w:type="dxa" w:w="8788"/>
           </w:tcPr>
           <w:p>
             <w:pPr>
@@ -2762,24 +2507,6 @@
                 <w:sz w:val="22"/>
               </w:rPr>
               <w:t>Powtórzenie materiału.</w:t>
-            </w:r>
-          </w:p>
-        </w:tc>
-        <w:tc>
-          <w:tcPr>
-            <w:tcW w:type="dxa" w:w="4252"/>
-          </w:tcPr>
-          <w:p>
-            <w:pPr>
-              <w:spacing w:before="20" w:after="20"/>
-            </w:pPr>
-            <w:r>
-              <w:rPr>
-                <w:rFonts w:ascii="Aptos" w:hAnsi="Aptos"/>
-                <w:b w:val="0"/>
-                <w:i w:val="0"/>
-                <w:sz w:val="22"/>
-              </w:rPr>
             </w:r>
           </w:p>
         </w:tc>
@@ -2806,7 +2533,7 @@
         </w:tc>
         <w:tc>
           <w:tcPr>
-            <w:tcW w:type="dxa" w:w="4536"/>
+            <w:tcW w:type="dxa" w:w="8788"/>
           </w:tcPr>
           <w:p>
             <w:pPr>
@@ -2820,24 +2547,6 @@
                 <w:sz w:val="22"/>
               </w:rPr>
               <w:t>Kolokwium zaliczeniowe.</w:t>
-            </w:r>
-          </w:p>
-        </w:tc>
-        <w:tc>
-          <w:tcPr>
-            <w:tcW w:type="dxa" w:w="4252"/>
-          </w:tcPr>
-          <w:p>
-            <w:pPr>
-              <w:spacing w:before="20" w:after="20"/>
-            </w:pPr>
-            <w:r>
-              <w:rPr>
-                <w:rFonts w:ascii="Aptos" w:hAnsi="Aptos"/>
-                <w:b w:val="0"/>
-                <w:i w:val="0"/>
-                <w:sz w:val="22"/>
-              </w:rPr>
             </w:r>
           </w:p>
         </w:tc>

--- a/public/assets/files/niestacjonarne/LANG3.docx
+++ b/public/assets/files/niestacjonarne/LANG3.docx
@@ -315,7 +315,7 @@
                 <w:i w:val="0"/>
                 <w:sz w:val="22"/>
               </w:rPr>
-              <w:t>2.5</w:t>
+              <w:t>2</w:t>
             </w:r>
           </w:p>
         </w:tc>
@@ -1093,7 +1093,7 @@
                 <w:i w:val="0"/>
                 <w:sz w:val="22"/>
               </w:rPr>
-              <w:t>47</w:t>
+              <w:t>34</w:t>
             </w:r>
           </w:p>
         </w:tc>
@@ -1113,7 +1113,7 @@
                 <w:i w:val="0"/>
                 <w:sz w:val="22"/>
               </w:rPr>
-              <w:t>1.9</w:t>
+              <w:t>1.4</w:t>
             </w:r>
           </w:p>
         </w:tc>
